--- a/Course/2 Component 2 - Algorithms and Programming/2.2 Problem Solving and Programming/00 Topic Resources/1 Knowledge Organiser (editable).docx
+++ b/Course/2 Component 2 - Algorithms and Programming/2.2 Problem Solving and Programming/00 Topic Resources/1 Knowledge Organiser (editable).docx
@@ -7,12 +7,17 @@
         <w:pStyle w:val="Heading1"/>
       </w:pPr>
       <w:r>
+        <w:rPr>
+          <w:b w:val="0"/>
+          <w:i w:val="0"/>
+        </w:rPr>
         <w:t>Knowledge Organiser — 2.2 Problem Solving &amp; Programming</w:t>
       </w:r>
     </w:p>
     <w:p>
       <w:r>
         <w:rPr>
+          <w:b w:val="0"/>
           <w:i/>
         </w:rPr>
         <w:t>OCR A Level Computer Science H446 — Component 02 · 2.2.1 Programming techniques + 2.2.2 Computational methods. All code = OCR Exam Reference Language.</w:t>
@@ -30,6 +35,10 @@
         <w:pStyle w:val="Heading2"/>
       </w:pPr>
       <w:r>
+        <w:rPr>
+          <w:b w:val="0"/>
+          <w:i w:val="0"/>
+        </w:rPr>
         <w:t>Programming constructs</w:t>
       </w:r>
     </w:p>
@@ -59,6 +68,7 @@
             <w:r>
               <w:rPr>
                 <w:b/>
+                <w:i w:val="0"/>
               </w:rPr>
               <w:t>Construct</w:t>
             </w:r>
@@ -78,6 +88,7 @@
             <w:r>
               <w:rPr>
                 <w:b/>
+                <w:i w:val="0"/>
               </w:rPr>
               <w:t>Meaning</w:t>
             </w:r>
@@ -97,6 +108,7 @@
             <w:r>
               <w:rPr>
                 <w:b/>
+                <w:i w:val="0"/>
               </w:rPr>
               <w:t>Key point</w:t>
             </w:r>
@@ -113,6 +125,7 @@
             <w:r>
               <w:rPr>
                 <w:b/>
+                <w:i w:val="0"/>
               </w:rPr>
               <w:t>Sequence</w:t>
             </w:r>
@@ -125,6 +138,10 @@
           <w:p>
             <w:r/>
             <w:r>
+              <w:rPr>
+                <w:b w:val="0"/>
+                <w:i w:val="0"/>
+              </w:rPr>
               <w:t>Instructions run one after another, in order</w:t>
             </w:r>
           </w:p>
@@ -136,6 +153,10 @@
           <w:p>
             <w:r/>
             <w:r>
+              <w:rPr>
+                <w:b w:val="0"/>
+                <w:i w:val="0"/>
+              </w:rPr>
               <w:t>Order matters — swapping lines changes the result</w:t>
             </w:r>
           </w:p>
@@ -151,6 +172,7 @@
             <w:r>
               <w:rPr>
                 <w:b/>
+                <w:i w:val="0"/>
               </w:rPr>
               <w:t>Selection / branching</w:t>
             </w:r>
@@ -163,56 +185,90 @@
           <w:p>
             <w:r/>
             <w:r>
+              <w:rPr>
+                <w:b w:val="0"/>
+                <w:i w:val="0"/>
+              </w:rPr>
               <w:t>Choose a path based on a condition (</w:t>
             </w:r>
             <w:r>
               <w:rPr>
                 <w:rFonts w:ascii="Consolas" w:hAnsi="Consolas"/>
+                <w:b w:val="0"/>
+                <w:i w:val="0"/>
                 <w:sz w:val="19"/>
               </w:rPr>
               <w:t>if</w:t>
             </w:r>
             <w:r>
+              <w:rPr>
+                <w:b w:val="0"/>
+                <w:i w:val="0"/>
+              </w:rPr>
               <w:t>/</w:t>
             </w:r>
             <w:r>
               <w:rPr>
                 <w:rFonts w:ascii="Consolas" w:hAnsi="Consolas"/>
+                <w:b w:val="0"/>
+                <w:i w:val="0"/>
                 <w:sz w:val="19"/>
               </w:rPr>
               <w:t>elseif</w:t>
             </w:r>
             <w:r>
+              <w:rPr>
+                <w:b w:val="0"/>
+                <w:i w:val="0"/>
+              </w:rPr>
               <w:t>/</w:t>
             </w:r>
             <w:r>
               <w:rPr>
                 <w:rFonts w:ascii="Consolas" w:hAnsi="Consolas"/>
+                <w:b w:val="0"/>
+                <w:i w:val="0"/>
                 <w:sz w:val="19"/>
               </w:rPr>
               <w:t>else</w:t>
             </w:r>
             <w:r>
+              <w:rPr>
+                <w:b w:val="0"/>
+                <w:i w:val="0"/>
+              </w:rPr>
               <w:t xml:space="preserve">, </w:t>
             </w:r>
             <w:r>
               <w:rPr>
                 <w:rFonts w:ascii="Consolas" w:hAnsi="Consolas"/>
+                <w:b w:val="0"/>
+                <w:i w:val="0"/>
                 <w:sz w:val="19"/>
               </w:rPr>
               <w:t>switch</w:t>
             </w:r>
             <w:r>
+              <w:rPr>
+                <w:b w:val="0"/>
+                <w:i w:val="0"/>
+              </w:rPr>
               <w:t>/</w:t>
             </w:r>
             <w:r>
               <w:rPr>
                 <w:rFonts w:ascii="Consolas" w:hAnsi="Consolas"/>
+                <w:b w:val="0"/>
+                <w:i w:val="0"/>
                 <w:sz w:val="19"/>
               </w:rPr>
               <w:t>case</w:t>
             </w:r>
             <w:r>
+              <w:rPr>
+                <w:b w:val="0"/>
+                <w:i w:val="0"/>
+              </w:rPr>
               <w:t>)</w:t>
             </w:r>
           </w:p>
@@ -224,6 +280,10 @@
           <w:p>
             <w:r/>
             <w:r>
+              <w:rPr>
+                <w:b w:val="0"/>
+                <w:i w:val="0"/>
+              </w:rPr>
               <w:t>—</w:t>
             </w:r>
           </w:p>
@@ -239,6 +299,7 @@
             <w:r>
               <w:rPr>
                 <w:b/>
+                <w:i w:val="0"/>
               </w:rPr>
               <w:t>Count-controlled iteration</w:t>
             </w:r>
@@ -251,25 +312,40 @@
           <w:p>
             <w:r/>
             <w:r>
+              <w:rPr>
+                <w:b w:val="0"/>
+                <w:i w:val="0"/>
+              </w:rPr>
               <w:t xml:space="preserve">Repeat a </w:t>
             </w:r>
             <w:r>
               <w:rPr>
+                <w:b w:val="0"/>
                 <w:i/>
               </w:rPr>
               <w:t>fixed, known</w:t>
             </w:r>
             <w:r>
+              <w:rPr>
+                <w:b w:val="0"/>
+                <w:i w:val="0"/>
+              </w:rPr>
               <w:t xml:space="preserve"> number of times (</w:t>
             </w:r>
             <w:r>
               <w:rPr>
                 <w:rFonts w:ascii="Consolas" w:hAnsi="Consolas"/>
+                <w:b w:val="0"/>
+                <w:i w:val="0"/>
                 <w:sz w:val="19"/>
               </w:rPr>
               <w:t>for...next</w:t>
             </w:r>
             <w:r>
+              <w:rPr>
+                <w:b w:val="0"/>
+                <w:i w:val="0"/>
+              </w:rPr>
               <w:t>)</w:t>
             </w:r>
           </w:p>
@@ -281,6 +357,10 @@
           <w:p>
             <w:r/>
             <w:r>
+              <w:rPr>
+                <w:b w:val="0"/>
+                <w:i w:val="0"/>
+              </w:rPr>
               <w:t>Number of repeats known in advance</w:t>
             </w:r>
           </w:p>
@@ -296,6 +376,7 @@
             <w:r>
               <w:rPr>
                 <w:b/>
+                <w:i w:val="0"/>
               </w:rPr>
               <w:t>Condition-controlled iteration</w:t>
             </w:r>
@@ -308,35 +389,56 @@
           <w:p>
             <w:r/>
             <w:r>
+              <w:rPr>
+                <w:b w:val="0"/>
+                <w:i w:val="0"/>
+              </w:rPr>
               <w:t xml:space="preserve">Repeat </w:t>
             </w:r>
             <w:r>
               <w:rPr>
+                <w:b w:val="0"/>
                 <w:i/>
               </w:rPr>
               <w:t>until a condition changes</w:t>
             </w:r>
             <w:r>
+              <w:rPr>
+                <w:b w:val="0"/>
+                <w:i w:val="0"/>
+              </w:rPr>
               <w:t xml:space="preserve"> (</w:t>
             </w:r>
             <w:r>
               <w:rPr>
                 <w:rFonts w:ascii="Consolas" w:hAnsi="Consolas"/>
+                <w:b w:val="0"/>
+                <w:i w:val="0"/>
                 <w:sz w:val="19"/>
               </w:rPr>
               <w:t>while</w:t>
             </w:r>
             <w:r>
+              <w:rPr>
+                <w:b w:val="0"/>
+                <w:i w:val="0"/>
+              </w:rPr>
               <w:t xml:space="preserve">, </w:t>
             </w:r>
             <w:r>
               <w:rPr>
                 <w:rFonts w:ascii="Consolas" w:hAnsi="Consolas"/>
+                <w:b w:val="0"/>
+                <w:i w:val="0"/>
                 <w:sz w:val="19"/>
               </w:rPr>
               <w:t>do...until</w:t>
             </w:r>
             <w:r>
+              <w:rPr>
+                <w:b w:val="0"/>
+                <w:i w:val="0"/>
+              </w:rPr>
               <w:t>)</w:t>
             </w:r>
           </w:p>
@@ -348,6 +450,10 @@
           <w:p>
             <w:r/>
             <w:r>
+              <w:rPr>
+                <w:b w:val="0"/>
+                <w:i w:val="0"/>
+              </w:rPr>
               <w:t>Number of repeats not known in advance</w:t>
             </w:r>
           </w:p>
@@ -361,29 +467,46 @@
       </w:pPr>
       <w:r>
         <w:rPr>
+          <w:rFonts w:ascii="Consolas" w:hAnsi="Consolas"/>
           <w:b/>
+          <w:i w:val="0"/>
+          <w:sz w:val="19"/>
         </w:rPr>
-        <w:t>`while`</w:t>
+        <w:t>while</w:t>
       </w:r>
       <w:r>
+        <w:rPr>
+          <w:b w:val="0"/>
+          <w:i w:val="0"/>
+        </w:rPr>
         <w:t xml:space="preserve"> = pre-conditioned (tests at </w:t>
       </w:r>
       <w:r>
         <w:rPr>
           <w:b/>
+          <w:i w:val="0"/>
         </w:rPr>
         <w:t>start</w:t>
       </w:r>
       <w:r>
+        <w:rPr>
+          <w:b w:val="0"/>
+          <w:i w:val="0"/>
+        </w:rPr>
         <w:t xml:space="preserve">) → body may run </w:t>
       </w:r>
       <w:r>
         <w:rPr>
           <w:b/>
+          <w:i w:val="0"/>
         </w:rPr>
         <w:t>zero</w:t>
       </w:r>
       <w:r>
+        <w:rPr>
+          <w:b w:val="0"/>
+          <w:i w:val="0"/>
+        </w:rPr>
         <w:t xml:space="preserve"> times.</w:t>
       </w:r>
     </w:p>
@@ -393,29 +516,46 @@
       </w:pPr>
       <w:r>
         <w:rPr>
+          <w:rFonts w:ascii="Consolas" w:hAnsi="Consolas"/>
           <w:b/>
+          <w:i w:val="0"/>
+          <w:sz w:val="19"/>
         </w:rPr>
-        <w:t>`do...until`</w:t>
+        <w:t>do...until</w:t>
       </w:r>
       <w:r>
+        <w:rPr>
+          <w:b w:val="0"/>
+          <w:i w:val="0"/>
+        </w:rPr>
         <w:t xml:space="preserve"> = post-conditioned (tests at </w:t>
       </w:r>
       <w:r>
         <w:rPr>
           <w:b/>
+          <w:i w:val="0"/>
         </w:rPr>
         <w:t>end</w:t>
       </w:r>
       <w:r>
+        <w:rPr>
+          <w:b w:val="0"/>
+          <w:i w:val="0"/>
+        </w:rPr>
         <w:t xml:space="preserve">) → body always runs </w:t>
       </w:r>
       <w:r>
         <w:rPr>
           <w:b/>
+          <w:i w:val="0"/>
         </w:rPr>
         <w:t>at least once</w:t>
       </w:r>
       <w:r>
+        <w:rPr>
+          <w:b w:val="0"/>
+          <w:i w:val="0"/>
+        </w:rPr>
         <w:t xml:space="preserve"> (good for input validation).</w:t>
       </w:r>
     </w:p>
@@ -424,6 +564,10 @@
         <w:pStyle w:val="Heading2"/>
       </w:pPr>
       <w:r>
+        <w:rPr>
+          <w:b w:val="0"/>
+          <w:i w:val="0"/>
+        </w:rPr>
         <w:t>Recursion</w:t>
       </w:r>
     </w:p>
@@ -432,33 +576,52 @@
         <w:pStyle w:val="ListBullet"/>
       </w:pPr>
       <w:r>
+        <w:rPr>
+          <w:b w:val="0"/>
+          <w:i w:val="0"/>
+        </w:rPr>
         <w:t xml:space="preserve">A subroutine that </w:t>
       </w:r>
       <w:r>
         <w:rPr>
           <w:b/>
+          <w:i w:val="0"/>
         </w:rPr>
         <w:t>calls itself</w:t>
       </w:r>
       <w:r>
+        <w:rPr>
+          <w:b w:val="0"/>
+          <w:i w:val="0"/>
+        </w:rPr>
         <w:t xml:space="preserve">. Must have: </w:t>
       </w:r>
       <w:r>
         <w:rPr>
           <w:b/>
+          <w:i w:val="0"/>
         </w:rPr>
         <w:t>base case</w:t>
       </w:r>
       <w:r>
+        <w:rPr>
+          <w:b w:val="0"/>
+          <w:i w:val="0"/>
+        </w:rPr>
         <w:t xml:space="preserve"> (stops recursion, no further call) + </w:t>
       </w:r>
       <w:r>
         <w:rPr>
           <w:b/>
+          <w:i w:val="0"/>
         </w:rPr>
         <w:t>general/recursive case</w:t>
       </w:r>
       <w:r>
+        <w:rPr>
+          <w:b w:val="0"/>
+          <w:i w:val="0"/>
+        </w:rPr>
         <w:t xml:space="preserve"> (calls itself, moving closer to base case).</w:t>
       </w:r>
     </w:p>
@@ -467,15 +630,24 @@
         <w:pStyle w:val="ListBullet"/>
       </w:pPr>
       <w:r>
+        <w:rPr>
+          <w:b w:val="0"/>
+          <w:i w:val="0"/>
+        </w:rPr>
         <w:t xml:space="preserve">Missing/unreached base case → endless calls → </w:t>
       </w:r>
       <w:r>
         <w:rPr>
           <w:b/>
+          <w:i w:val="0"/>
         </w:rPr>
         <w:t>stack overflow</w:t>
       </w:r>
       <w:r>
+        <w:rPr>
+          <w:b w:val="0"/>
+          <w:i w:val="0"/>
+        </w:rPr>
         <w:t>.</w:t>
       </w:r>
     </w:p>
@@ -486,37 +658,57 @@
       <w:r>
         <w:rPr>
           <w:b/>
+          <w:i w:val="0"/>
         </w:rPr>
         <w:t>Call stack:</w:t>
       </w:r>
       <w:r>
+        <w:rPr>
+          <w:b w:val="0"/>
+          <w:i w:val="0"/>
+        </w:rPr>
         <w:t xml:space="preserve"> each call </w:t>
       </w:r>
       <w:r>
         <w:rPr>
           <w:b/>
+          <w:i w:val="0"/>
         </w:rPr>
         <w:t>pushes a stack frame</w:t>
       </w:r>
       <w:r>
+        <w:rPr>
+          <w:b w:val="0"/>
+          <w:i w:val="0"/>
+        </w:rPr>
         <w:t xml:space="preserve"> storing parameters, local variables, and </w:t>
       </w:r>
       <w:r>
         <w:rPr>
           <w:b/>
+          <w:i w:val="0"/>
         </w:rPr>
         <w:t>return address</w:t>
       </w:r>
       <w:r>
+        <w:rPr>
+          <w:b w:val="0"/>
+          <w:i w:val="0"/>
+        </w:rPr>
         <w:t xml:space="preserve">. Frames are </w:t>
       </w:r>
       <w:r>
         <w:rPr>
           <w:b/>
+          <w:i w:val="0"/>
         </w:rPr>
         <w:t>popped</w:t>
       </w:r>
       <w:r>
+        <w:rPr>
+          <w:b w:val="0"/>
+          <w:i w:val="0"/>
+        </w:rPr>
         <w:t xml:space="preserve"> in reverse (LIFO) as calls return.</w:t>
       </w:r>
     </w:p>
@@ -527,10 +719,15 @@
       <w:r>
         <w:rPr>
           <w:b/>
+          <w:i w:val="0"/>
         </w:rPr>
         <w:t>Uses:</w:t>
       </w:r>
       <w:r>
+        <w:rPr>
+          <w:b w:val="0"/>
+          <w:i w:val="0"/>
+        </w:rPr>
         <w:t xml:space="preserve"> self-similar problems — tree traversal, factorial/Fibonacci, quicksort, merge sort, folder navigation, Towers of Hanoi.</w:t>
       </w:r>
     </w:p>
@@ -560,6 +757,7 @@
             <w:r>
               <w:rPr>
                 <w:b/>
+                <w:i w:val="0"/>
               </w:rPr>
               <w:t>Aspect</w:t>
             </w:r>
@@ -579,6 +777,7 @@
             <w:r>
               <w:rPr>
                 <w:b/>
+                <w:i w:val="0"/>
               </w:rPr>
               <w:t>Recursion</w:t>
             </w:r>
@@ -598,6 +797,7 @@
             <w:r>
               <w:rPr>
                 <w:b/>
+                <w:i w:val="0"/>
               </w:rPr>
               <w:t>Iteration</w:t>
             </w:r>
@@ -612,6 +812,10 @@
           <w:p>
             <w:r/>
             <w:r>
+              <w:rPr>
+                <w:b w:val="0"/>
+                <w:i w:val="0"/>
+              </w:rPr>
               <w:t>Memory</w:t>
             </w:r>
           </w:p>
@@ -623,6 +827,10 @@
           <w:p>
             <w:r/>
             <w:r>
+              <w:rPr>
+                <w:b w:val="0"/>
+                <w:i w:val="0"/>
+              </w:rPr>
               <w:t>More (a frame per call)</w:t>
             </w:r>
           </w:p>
@@ -634,6 +842,10 @@
           <w:p>
             <w:r/>
             <w:r>
+              <w:rPr>
+                <w:b w:val="0"/>
+                <w:i w:val="0"/>
+              </w:rPr>
               <w:t>Less (one set of variables)</w:t>
             </w:r>
           </w:p>
@@ -647,6 +859,10 @@
           <w:p>
             <w:r/>
             <w:r>
+              <w:rPr>
+                <w:b w:val="0"/>
+                <w:i w:val="0"/>
+              </w:rPr>
               <w:t>Speed</w:t>
             </w:r>
           </w:p>
@@ -658,6 +874,10 @@
           <w:p>
             <w:r/>
             <w:r>
+              <w:rPr>
+                <w:b w:val="0"/>
+                <w:i w:val="0"/>
+              </w:rPr>
               <w:t>Slower (call overhead)</w:t>
             </w:r>
           </w:p>
@@ -669,6 +889,10 @@
           <w:p>
             <w:r/>
             <w:r>
+              <w:rPr>
+                <w:b w:val="0"/>
+                <w:i w:val="0"/>
+              </w:rPr>
               <w:t>Faster</w:t>
             </w:r>
           </w:p>
@@ -682,6 +906,10 @@
           <w:p>
             <w:r/>
             <w:r>
+              <w:rPr>
+                <w:b w:val="0"/>
+                <w:i w:val="0"/>
+              </w:rPr>
               <w:t>Code</w:t>
             </w:r>
           </w:p>
@@ -693,6 +921,10 @@
           <w:p>
             <w:r/>
             <w:r>
+              <w:rPr>
+                <w:b w:val="0"/>
+                <w:i w:val="0"/>
+              </w:rPr>
               <w:t>Shorter/elegant for self-similar problems</w:t>
             </w:r>
           </w:p>
@@ -704,6 +936,10 @@
           <w:p>
             <w:r/>
             <w:r>
+              <w:rPr>
+                <w:b w:val="0"/>
+                <w:i w:val="0"/>
+              </w:rPr>
               <w:t>Longer for tree-like problems</w:t>
             </w:r>
           </w:p>
@@ -717,6 +953,10 @@
           <w:p>
             <w:r/>
             <w:r>
+              <w:rPr>
+                <w:b w:val="0"/>
+                <w:i w:val="0"/>
+              </w:rPr>
               <w:t>Risk</w:t>
             </w:r>
           </w:p>
@@ -728,6 +968,10 @@
           <w:p>
             <w:r/>
             <w:r>
+              <w:rPr>
+                <w:b w:val="0"/>
+                <w:i w:val="0"/>
+              </w:rPr>
               <w:t>Stack overflow</w:t>
             </w:r>
           </w:p>
@@ -739,6 +983,10 @@
           <w:p>
             <w:r/>
             <w:r>
+              <w:rPr>
+                <w:b w:val="0"/>
+                <w:i w:val="0"/>
+              </w:rPr>
               <w:t>Infinite loop</w:t>
             </w:r>
           </w:p>
@@ -752,6 +1000,10 @@
           <w:p>
             <w:r/>
             <w:r>
+              <w:rPr>
+                <w:b w:val="0"/>
+                <w:i w:val="0"/>
+              </w:rPr>
               <w:t>Best for</w:t>
             </w:r>
           </w:p>
@@ -763,6 +1015,10 @@
           <w:p>
             <w:r/>
             <w:r>
+              <w:rPr>
+                <w:b w:val="0"/>
+                <w:i w:val="0"/>
+              </w:rPr>
               <w:t>Tree/recursive structures</w:t>
             </w:r>
           </w:p>
@@ -774,6 +1030,10 @@
           <w:p>
             <w:r/>
             <w:r>
+              <w:rPr>
+                <w:b w:val="0"/>
+                <w:i w:val="0"/>
+              </w:rPr>
               <w:t>Linear, repeated tasks</w:t>
             </w:r>
           </w:p>
@@ -783,6 +1043,10 @@
     <w:p/>
     <w:p>
       <w:r>
+        <w:rPr>
+          <w:b w:val="0"/>
+          <w:i w:val="0"/>
+        </w:rPr>
         <w:t>Any recursive solution can be rewritten iteratively (often with an explicit stack), and vice versa.</w:t>
       </w:r>
     </w:p>
@@ -791,6 +1055,10 @@
         <w:pStyle w:val="Heading2"/>
       </w:pPr>
       <w:r>
+        <w:rPr>
+          <w:b w:val="0"/>
+          <w:i w:val="0"/>
+        </w:rPr>
         <w:t>Scope — local vs global</w:t>
       </w:r>
     </w:p>
@@ -798,10 +1066,15 @@
       <w:r>
         <w:rPr>
           <w:b/>
+          <w:i w:val="0"/>
         </w:rPr>
         <w:t>Scope</w:t>
       </w:r>
       <w:r>
+        <w:rPr>
+          <w:b w:val="0"/>
+          <w:i w:val="0"/>
+        </w:rPr>
         <w:t xml:space="preserve"> = the region of the program where a variable can be accessed (is "visible").</w:t>
       </w:r>
     </w:p>
@@ -844,6 +1117,7 @@
             <w:r>
               <w:rPr>
                 <w:b/>
+                <w:i w:val="0"/>
               </w:rPr>
               <w:t>Local</w:t>
             </w:r>
@@ -863,6 +1137,7 @@
             <w:r>
               <w:rPr>
                 <w:b/>
+                <w:i w:val="0"/>
               </w:rPr>
               <w:t>Global</w:t>
             </w:r>
@@ -877,6 +1152,10 @@
           <w:p>
             <w:r/>
             <w:r>
+              <w:rPr>
+                <w:b w:val="0"/>
+                <w:i w:val="0"/>
+              </w:rPr>
               <w:t>Declared</w:t>
             </w:r>
           </w:p>
@@ -888,6 +1167,10 @@
           <w:p>
             <w:r/>
             <w:r>
+              <w:rPr>
+                <w:b w:val="0"/>
+                <w:i w:val="0"/>
+              </w:rPr>
               <w:t>Inside a subroutine</w:t>
             </w:r>
           </w:p>
@@ -899,6 +1182,10 @@
           <w:p>
             <w:r/>
             <w:r>
+              <w:rPr>
+                <w:b w:val="0"/>
+                <w:i w:val="0"/>
+              </w:rPr>
               <w:t>Outside any subroutine (main program)</w:t>
             </w:r>
           </w:p>
@@ -912,6 +1199,10 @@
           <w:p>
             <w:r/>
             <w:r>
+              <w:rPr>
+                <w:b w:val="0"/>
+                <w:i w:val="0"/>
+              </w:rPr>
               <w:t>Visible</w:t>
             </w:r>
           </w:p>
@@ -923,6 +1214,10 @@
           <w:p>
             <w:r/>
             <w:r>
+              <w:rPr>
+                <w:b w:val="0"/>
+                <w:i w:val="0"/>
+              </w:rPr>
               <w:t>Only within that subroutine</w:t>
             </w:r>
           </w:p>
@@ -934,6 +1229,10 @@
           <w:p>
             <w:r/>
             <w:r>
+              <w:rPr>
+                <w:b w:val="0"/>
+                <w:i w:val="0"/>
+              </w:rPr>
               <w:t>Anywhere in the program</w:t>
             </w:r>
           </w:p>
@@ -947,6 +1246,10 @@
           <w:p>
             <w:r/>
             <w:r>
+              <w:rPr>
+                <w:b w:val="0"/>
+                <w:i w:val="0"/>
+              </w:rPr>
               <w:t>Lifetime</w:t>
             </w:r>
           </w:p>
@@ -958,6 +1261,10 @@
           <w:p>
             <w:r/>
             <w:r>
+              <w:rPr>
+                <w:b w:val="0"/>
+                <w:i w:val="0"/>
+              </w:rPr>
               <w:t>While subroutine runs</w:t>
             </w:r>
           </w:p>
@@ -969,6 +1276,10 @@
           <w:p>
             <w:r/>
             <w:r>
+              <w:rPr>
+                <w:b w:val="0"/>
+                <w:i w:val="0"/>
+              </w:rPr>
               <w:t>Whole run</w:t>
             </w:r>
           </w:p>
@@ -983,10 +1294,15 @@
       <w:r>
         <w:rPr>
           <w:b/>
+          <w:i w:val="0"/>
         </w:rPr>
         <w:t>Prefer local:</w:t>
       </w:r>
       <w:r>
+        <w:rPr>
+          <w:b w:val="0"/>
+          <w:i w:val="0"/>
+        </w:rPr>
         <w:t xml:space="preserve"> fewer side effects, frees memory on exit, more modular/reusable/easier to debug.</w:t>
       </w:r>
     </w:p>
@@ -997,19 +1313,29 @@
       <w:r>
         <w:rPr>
           <w:b/>
+          <w:i w:val="0"/>
         </w:rPr>
         <w:t>Globals</w:t>
       </w:r>
       <w:r>
+        <w:rPr>
+          <w:b w:val="0"/>
+          <w:i w:val="0"/>
+        </w:rPr>
         <w:t xml:space="preserve"> only for genuinely program-wide shared values; overuse harms maintainability. A local </w:t>
       </w:r>
       <w:r>
         <w:rPr>
           <w:b/>
+          <w:i w:val="0"/>
         </w:rPr>
         <w:t>shadows</w:t>
       </w:r>
       <w:r>
+        <w:rPr>
+          <w:b w:val="0"/>
+          <w:i w:val="0"/>
+        </w:rPr>
         <w:t xml:space="preserve"> a same-named global within its subroutine.</w:t>
       </w:r>
     </w:p>
@@ -1018,6 +1344,10 @@
         <w:pStyle w:val="Heading2"/>
       </w:pPr>
       <w:r>
+        <w:rPr>
+          <w:b w:val="0"/>
+          <w:i w:val="0"/>
+        </w:rPr>
         <w:t>Modularity, functions &amp; procedures</w:t>
       </w:r>
     </w:p>
@@ -1028,19 +1358,29 @@
       <w:r>
         <w:rPr>
           <w:b/>
+          <w:i w:val="0"/>
         </w:rPr>
         <w:t>Modularity</w:t>
       </w:r>
       <w:r>
+        <w:rPr>
+          <w:b w:val="0"/>
+          <w:i w:val="0"/>
+        </w:rPr>
         <w:t xml:space="preserve"> = splitting a program into small self-contained </w:t>
       </w:r>
       <w:r>
         <w:rPr>
           <w:b/>
+          <w:i w:val="0"/>
         </w:rPr>
         <w:t>subroutines (modules)</w:t>
       </w:r>
       <w:r>
+        <w:rPr>
+          <w:b w:val="0"/>
+          <w:i w:val="0"/>
+        </w:rPr>
         <w:t>, each doing one task. Benefits: easier to write/test/debug, reusable, team can split work, easier to read/maintain.</w:t>
       </w:r>
     </w:p>
@@ -1051,29 +1391,45 @@
       <w:r>
         <w:rPr>
           <w:b/>
+          <w:i w:val="0"/>
         </w:rPr>
         <w:t>Procedure</w:t>
       </w:r>
       <w:r>
+        <w:rPr>
+          <w:b w:val="0"/>
+          <w:i w:val="0"/>
+        </w:rPr>
         <w:t xml:space="preserve"> = performs a task, </w:t>
       </w:r>
       <w:r>
         <w:rPr>
           <w:b/>
+          <w:i w:val="0"/>
         </w:rPr>
         <w:t>returns no value</w:t>
       </w:r>
       <w:r>
+        <w:rPr>
+          <w:b w:val="0"/>
+          <w:i w:val="0"/>
+        </w:rPr>
         <w:t xml:space="preserve"> (call is a statement: </w:t>
       </w:r>
       <w:r>
         <w:rPr>
           <w:rFonts w:ascii="Consolas" w:hAnsi="Consolas"/>
+          <w:b w:val="0"/>
+          <w:i w:val="0"/>
           <w:sz w:val="19"/>
         </w:rPr>
         <w:t>greet("Ada")</w:t>
       </w:r>
       <w:r>
+        <w:rPr>
+          <w:b w:val="0"/>
+          <w:i w:val="0"/>
+        </w:rPr>
         <w:t>).</w:t>
       </w:r>
     </w:p>
@@ -1084,29 +1440,45 @@
       <w:r>
         <w:rPr>
           <w:b/>
+          <w:i w:val="0"/>
         </w:rPr>
         <w:t>Function</w:t>
       </w:r>
       <w:r>
+        <w:rPr>
+          <w:b w:val="0"/>
+          <w:i w:val="0"/>
+        </w:rPr>
         <w:t xml:space="preserve"> = performs a task and </w:t>
       </w:r>
       <w:r>
         <w:rPr>
           <w:b/>
+          <w:i w:val="0"/>
         </w:rPr>
         <w:t>returns a single value</w:t>
       </w:r>
       <w:r>
+        <w:rPr>
+          <w:b w:val="0"/>
+          <w:i w:val="0"/>
+        </w:rPr>
         <w:t xml:space="preserve"> (usable in an expression: </w:t>
       </w:r>
       <w:r>
         <w:rPr>
           <w:rFonts w:ascii="Consolas" w:hAnsi="Consolas"/>
+          <w:b w:val="0"/>
+          <w:i w:val="0"/>
           <w:sz w:val="19"/>
         </w:rPr>
         <w:t>y = square(4) + 1</w:t>
       </w:r>
       <w:r>
+        <w:rPr>
+          <w:b w:val="0"/>
+          <w:i w:val="0"/>
+        </w:rPr>
         <w:t>).</w:t>
       </w:r>
     </w:p>
@@ -1115,6 +1487,10 @@
         <w:pStyle w:val="Heading2"/>
       </w:pPr>
       <w:r>
+        <w:rPr>
+          <w:b w:val="0"/>
+          <w:i w:val="0"/>
+        </w:rPr>
         <w:t>Parameters — by value vs by reference</w:t>
       </w:r>
     </w:p>
@@ -1125,37 +1501,57 @@
       <w:r>
         <w:rPr>
           <w:b/>
+          <w:i w:val="0"/>
         </w:rPr>
         <w:t>Parameter</w:t>
       </w:r>
       <w:r>
+        <w:rPr>
+          <w:b w:val="0"/>
+          <w:i w:val="0"/>
+        </w:rPr>
         <w:t xml:space="preserve"> = variable in the subroutine </w:t>
       </w:r>
       <w:r>
         <w:rPr>
+          <w:b w:val="0"/>
           <w:i/>
         </w:rPr>
         <w:t>definition</w:t>
       </w:r>
       <w:r>
+        <w:rPr>
+          <w:b w:val="0"/>
+          <w:i w:val="0"/>
+        </w:rPr>
         <w:t xml:space="preserve">; </w:t>
       </w:r>
       <w:r>
         <w:rPr>
           <w:b/>
+          <w:i w:val="0"/>
         </w:rPr>
         <w:t>argument</w:t>
       </w:r>
       <w:r>
+        <w:rPr>
+          <w:b w:val="0"/>
+          <w:i w:val="0"/>
+        </w:rPr>
         <w:t xml:space="preserve"> = actual value supplied at </w:t>
       </w:r>
       <w:r>
         <w:rPr>
+          <w:b w:val="0"/>
           <w:i/>
         </w:rPr>
         <w:t>call</w:t>
       </w:r>
       <w:r>
+        <w:rPr>
+          <w:b w:val="0"/>
+          <w:i w:val="0"/>
+        </w:rPr>
         <w:t>.</w:t>
       </w:r>
     </w:p>
@@ -1198,6 +1594,7 @@
             <w:r>
               <w:rPr>
                 <w:b/>
+                <w:i w:val="0"/>
               </w:rPr>
               <w:t>By value</w:t>
             </w:r>
@@ -1217,6 +1614,7 @@
             <w:r>
               <w:rPr>
                 <w:b/>
+                <w:i w:val="0"/>
               </w:rPr>
               <w:t>By reference</w:t>
             </w:r>
@@ -1231,6 +1629,10 @@
           <w:p>
             <w:r/>
             <w:r>
+              <w:rPr>
+                <w:b w:val="0"/>
+                <w:i w:val="0"/>
+              </w:rPr>
               <w:t>What is passed</w:t>
             </w:r>
           </w:p>
@@ -1242,15 +1644,24 @@
           <w:p>
             <w:r/>
             <w:r>
+              <w:rPr>
+                <w:b w:val="0"/>
+                <w:i w:val="0"/>
+              </w:rPr>
               <w:t xml:space="preserve">A </w:t>
             </w:r>
             <w:r>
               <w:rPr>
                 <w:b/>
+                <w:i w:val="0"/>
               </w:rPr>
               <w:t>copy</w:t>
             </w:r>
             <w:r>
+              <w:rPr>
+                <w:b w:val="0"/>
+                <w:i w:val="0"/>
+              </w:rPr>
               <w:t xml:space="preserve"> of the value</w:t>
             </w:r>
           </w:p>
@@ -1262,15 +1673,24 @@
           <w:p>
             <w:r/>
             <w:r>
+              <w:rPr>
+                <w:b w:val="0"/>
+                <w:i w:val="0"/>
+              </w:rPr>
               <w:t xml:space="preserve">The </w:t>
             </w:r>
             <w:r>
               <w:rPr>
                 <w:b/>
+                <w:i w:val="0"/>
               </w:rPr>
               <w:t>memory address</w:t>
             </w:r>
             <w:r>
+              <w:rPr>
+                <w:b w:val="0"/>
+                <w:i w:val="0"/>
+              </w:rPr>
               <w:t xml:space="preserve"> of the original</w:t>
             </w:r>
           </w:p>
@@ -1284,6 +1704,10 @@
           <w:p>
             <w:r/>
             <w:r>
+              <w:rPr>
+                <w:b w:val="0"/>
+                <w:i w:val="0"/>
+              </w:rPr>
               <w:t>Effect on original</w:t>
             </w:r>
           </w:p>
@@ -1297,6 +1721,7 @@
             <w:r>
               <w:rPr>
                 <w:b/>
+                <w:i w:val="0"/>
               </w:rPr>
               <w:t>Unchanged</w:t>
             </w:r>
@@ -1311,6 +1736,7 @@
             <w:r>
               <w:rPr>
                 <w:b/>
+                <w:i w:val="0"/>
               </w:rPr>
               <w:t>Can be changed</w:t>
             </w:r>
@@ -1325,6 +1751,10 @@
           <w:p>
             <w:r/>
             <w:r>
+              <w:rPr>
+                <w:b w:val="0"/>
+                <w:i w:val="0"/>
+              </w:rPr>
               <w:t>Advantage</w:t>
             </w:r>
           </w:p>
@@ -1336,6 +1766,10 @@
           <w:p>
             <w:r/>
             <w:r>
+              <w:rPr>
+                <w:b w:val="0"/>
+                <w:i w:val="0"/>
+              </w:rPr>
               <w:t>Safer (no side effects)</w:t>
             </w:r>
           </w:p>
@@ -1347,6 +1781,10 @@
           <w:p>
             <w:r/>
             <w:r>
+              <w:rPr>
+                <w:b w:val="0"/>
+                <w:i w:val="0"/>
+              </w:rPr>
               <w:t>Efficient for large data (no copy); can return changes</w:t>
             </w:r>
           </w:p>
@@ -1359,6 +1797,10 @@
         <w:pStyle w:val="Heading2"/>
       </w:pPr>
       <w:r>
+        <w:rPr>
+          <w:b w:val="0"/>
+          <w:i w:val="0"/>
+        </w:rPr>
         <w:t>IDE features</w:t>
       </w:r>
     </w:p>
@@ -1367,33 +1809,52 @@
         <w:pStyle w:val="ListBullet"/>
       </w:pPr>
       <w:r>
+        <w:rPr>
+          <w:b w:val="0"/>
+          <w:i w:val="0"/>
+        </w:rPr>
         <w:t xml:space="preserve">Editor with </w:t>
       </w:r>
       <w:r>
         <w:rPr>
           <w:b/>
+          <w:i w:val="0"/>
         </w:rPr>
         <w:t>syntax highlighting</w:t>
       </w:r>
       <w:r>
+        <w:rPr>
+          <w:b w:val="0"/>
+          <w:i w:val="0"/>
+        </w:rPr>
         <w:t xml:space="preserve">; </w:t>
       </w:r>
       <w:r>
         <w:rPr>
           <w:b/>
+          <w:i w:val="0"/>
         </w:rPr>
         <w:t>code completion / intellisense</w:t>
       </w:r>
       <w:r>
+        <w:rPr>
+          <w:b w:val="0"/>
+          <w:i w:val="0"/>
+        </w:rPr>
         <w:t xml:space="preserve">; </w:t>
       </w:r>
       <w:r>
         <w:rPr>
           <w:b/>
+          <w:i w:val="0"/>
         </w:rPr>
         <w:t>auto-indentation / pretty-printing</w:t>
       </w:r>
       <w:r>
+        <w:rPr>
+          <w:b w:val="0"/>
+          <w:i w:val="0"/>
+        </w:rPr>
         <w:t>.</w:t>
       </w:r>
     </w:p>
@@ -1404,10 +1865,15 @@
       <w:r>
         <w:rPr>
           <w:b/>
+          <w:i w:val="0"/>
         </w:rPr>
         <w:t>Error diagnostics/highlighting</w:t>
       </w:r>
       <w:r>
+        <w:rPr>
+          <w:b w:val="0"/>
+          <w:i w:val="0"/>
+        </w:rPr>
         <w:t xml:space="preserve"> (flags syntax errors as you type).</w:t>
       </w:r>
     </w:p>
@@ -1418,37 +1884,57 @@
       <w:r>
         <w:rPr>
           <w:b/>
+          <w:i w:val="0"/>
         </w:rPr>
         <w:t>Debugging:</w:t>
       </w:r>
       <w:r>
+        <w:rPr>
+          <w:b w:val="0"/>
+          <w:i w:val="0"/>
+        </w:rPr>
         <w:t xml:space="preserve"> </w:t>
       </w:r>
       <w:r>
         <w:rPr>
           <w:b/>
+          <w:i w:val="0"/>
         </w:rPr>
         <w:t>breakpoints</w:t>
       </w:r>
       <w:r>
+        <w:rPr>
+          <w:b w:val="0"/>
+          <w:i w:val="0"/>
+        </w:rPr>
         <w:t xml:space="preserve"> (pause at a line), </w:t>
       </w:r>
       <w:r>
         <w:rPr>
           <w:b/>
+          <w:i w:val="0"/>
         </w:rPr>
         <w:t>stepping</w:t>
       </w:r>
       <w:r>
+        <w:rPr>
+          <w:b w:val="0"/>
+          <w:i w:val="0"/>
+        </w:rPr>
         <w:t xml:space="preserve"> (run one line at a time), </w:t>
       </w:r>
       <w:r>
         <w:rPr>
           <w:b/>
+          <w:i w:val="0"/>
         </w:rPr>
         <w:t>variable watch / watch window</w:t>
       </w:r>
       <w:r>
+        <w:rPr>
+          <w:b w:val="0"/>
+          <w:i w:val="0"/>
+        </w:rPr>
         <w:t xml:space="preserve"> (inspect values at run time).</w:t>
       </w:r>
     </w:p>
@@ -1457,24 +1943,38 @@
         <w:pStyle w:val="ListBullet"/>
       </w:pPr>
       <w:r>
+        <w:rPr>
+          <w:b w:val="0"/>
+          <w:i w:val="0"/>
+        </w:rPr>
         <w:t xml:space="preserve">Built-in </w:t>
       </w:r>
       <w:r>
         <w:rPr>
           <w:b/>
+          <w:i w:val="0"/>
         </w:rPr>
         <w:t>translator (compiler/interpreter)</w:t>
       </w:r>
       <w:r>
+        <w:rPr>
+          <w:b w:val="0"/>
+          <w:i w:val="0"/>
+        </w:rPr>
         <w:t xml:space="preserve"> + run-time environment; </w:t>
       </w:r>
       <w:r>
         <w:rPr>
           <w:b/>
+          <w:i w:val="0"/>
         </w:rPr>
         <w:t>call stack viewer</w:t>
       </w:r>
       <w:r>
+        <w:rPr>
+          <w:b w:val="0"/>
+          <w:i w:val="0"/>
+        </w:rPr>
         <w:t>.</w:t>
       </w:r>
     </w:p>
@@ -1483,6 +1983,10 @@
         <w:pStyle w:val="Heading2"/>
       </w:pPr>
       <w:r>
+        <w:rPr>
+          <w:b w:val="0"/>
+          <w:i w:val="0"/>
+        </w:rPr>
         <w:t>Object-oriented programming (OOP)</w:t>
       </w:r>
     </w:p>
@@ -1511,6 +2015,7 @@
             <w:r>
               <w:rPr>
                 <w:b/>
+                <w:i w:val="0"/>
               </w:rPr>
               <w:t>Term</w:t>
             </w:r>
@@ -1530,6 +2035,7 @@
             <w:r>
               <w:rPr>
                 <w:b/>
+                <w:i w:val="0"/>
               </w:rPr>
               <w:t>Definition</w:t>
             </w:r>
@@ -1546,6 +2052,7 @@
             <w:r>
               <w:rPr>
                 <w:b/>
+                <w:i w:val="0"/>
               </w:rPr>
               <w:t>Class</w:t>
             </w:r>
@@ -1558,6 +2065,10 @@
           <w:p>
             <w:r/>
             <w:r>
+              <w:rPr>
+                <w:b w:val="0"/>
+                <w:i w:val="0"/>
+              </w:rPr>
               <w:t>Template/blueprint defining the attributes and methods of its objects</w:t>
             </w:r>
           </w:p>
@@ -1573,6 +2084,7 @@
             <w:r>
               <w:rPr>
                 <w:b/>
+                <w:i w:val="0"/>
               </w:rPr>
               <w:t>Object</w:t>
             </w:r>
@@ -1585,15 +2097,24 @@
           <w:p>
             <w:r/>
             <w:r>
+              <w:rPr>
+                <w:b w:val="0"/>
+                <w:i w:val="0"/>
+              </w:rPr>
               <w:t xml:space="preserve">A specific </w:t>
             </w:r>
             <w:r>
               <w:rPr>
                 <w:b/>
+                <w:i w:val="0"/>
               </w:rPr>
               <w:t>instance</w:t>
             </w:r>
             <w:r>
+              <w:rPr>
+                <w:b w:val="0"/>
+                <w:i w:val="0"/>
+              </w:rPr>
               <w:t xml:space="preserve"> of a class, created at run time</w:t>
             </w:r>
           </w:p>
@@ -1609,10 +2130,15 @@
             <w:r>
               <w:rPr>
                 <w:b/>
+                <w:i w:val="0"/>
               </w:rPr>
               <w:t>Attribute</w:t>
             </w:r>
             <w:r>
+              <w:rPr>
+                <w:b w:val="0"/>
+                <w:i w:val="0"/>
+              </w:rPr>
               <w:t xml:space="preserve"> (field)</w:t>
             </w:r>
           </w:p>
@@ -1624,6 +2150,10 @@
           <w:p>
             <w:r/>
             <w:r>
+              <w:rPr>
+                <w:b w:val="0"/>
+                <w:i w:val="0"/>
+              </w:rPr>
               <w:t>A data variable belonging to an object</w:t>
             </w:r>
           </w:p>
@@ -1639,6 +2169,7 @@
             <w:r>
               <w:rPr>
                 <w:b/>
+                <w:i w:val="0"/>
               </w:rPr>
               <w:t>Method</w:t>
             </w:r>
@@ -1651,6 +2182,10 @@
           <w:p>
             <w:r/>
             <w:r>
+              <w:rPr>
+                <w:b w:val="0"/>
+                <w:i w:val="0"/>
+              </w:rPr>
               <w:t>A subroutine belonging to a class</w:t>
             </w:r>
           </w:p>
@@ -1666,6 +2201,7 @@
             <w:r>
               <w:rPr>
                 <w:b/>
+                <w:i w:val="0"/>
               </w:rPr>
               <w:t>Constructor</w:t>
             </w:r>
@@ -1678,16 +2214,26 @@
           <w:p>
             <w:r/>
             <w:r>
+              <w:rPr>
+                <w:b w:val="0"/>
+                <w:i w:val="0"/>
+              </w:rPr>
               <w:t xml:space="preserve">Special method that runs on creation to initialise attributes (OCR: </w:t>
             </w:r>
             <w:r>
               <w:rPr>
                 <w:rFonts w:ascii="Consolas" w:hAnsi="Consolas"/>
+                <w:b w:val="0"/>
+                <w:i w:val="0"/>
                 <w:sz w:val="19"/>
               </w:rPr>
               <w:t>new</w:t>
             </w:r>
             <w:r>
+              <w:rPr>
+                <w:b w:val="0"/>
+                <w:i w:val="0"/>
+              </w:rPr>
               <w:t>)</w:t>
             </w:r>
           </w:p>
@@ -1703,6 +2249,7 @@
             <w:r>
               <w:rPr>
                 <w:b/>
+                <w:i w:val="0"/>
               </w:rPr>
               <w:t>Getter / Setter</w:t>
             </w:r>
@@ -1715,6 +2262,10 @@
           <w:p>
             <w:r/>
             <w:r>
+              <w:rPr>
+                <w:b w:val="0"/>
+                <w:i w:val="0"/>
+              </w:rPr>
               <w:t>Public methods to read/write private attributes safely (setter can validate)</w:t>
             </w:r>
           </w:p>
@@ -1730,6 +2281,7 @@
             <w:r>
               <w:rPr>
                 <w:b/>
+                <w:i w:val="0"/>
               </w:rPr>
               <w:t>Encapsulation</w:t>
             </w:r>
@@ -1742,15 +2294,24 @@
           <w:p>
             <w:r/>
             <w:r>
+              <w:rPr>
+                <w:b w:val="0"/>
+                <w:i w:val="0"/>
+              </w:rPr>
               <w:t xml:space="preserve">Bundle data + methods in a class; keep attributes </w:t>
             </w:r>
             <w:r>
               <w:rPr>
                 <w:b/>
+                <w:i w:val="0"/>
               </w:rPr>
               <w:t>private</w:t>
             </w:r>
             <w:r>
+              <w:rPr>
+                <w:b w:val="0"/>
+                <w:i w:val="0"/>
+              </w:rPr>
               <w:t>, access via public methods (data hiding → protects integrity)</w:t>
             </w:r>
           </w:p>
@@ -1766,6 +2327,7 @@
             <w:r>
               <w:rPr>
                 <w:b/>
+                <w:i w:val="0"/>
               </w:rPr>
               <w:t>Inheritance</w:t>
             </w:r>
@@ -1778,16 +2340,26 @@
           <w:p>
             <w:r/>
             <w:r>
+              <w:rPr>
+                <w:b w:val="0"/>
+                <w:i w:val="0"/>
+              </w:rPr>
               <w:t xml:space="preserve">Subclass/child acquires attributes &amp; methods of a superclass/parent (OCR: </w:t>
             </w:r>
             <w:r>
               <w:rPr>
                 <w:rFonts w:ascii="Consolas" w:hAnsi="Consolas"/>
+                <w:b w:val="0"/>
+                <w:i w:val="0"/>
                 <w:sz w:val="19"/>
               </w:rPr>
               <w:t>inherits</w:t>
             </w:r>
             <w:r>
+              <w:rPr>
+                <w:b w:val="0"/>
+                <w:i w:val="0"/>
+              </w:rPr>
               <w:t>); models "is-a", promotes reuse</w:t>
             </w:r>
           </w:p>
@@ -1803,6 +2375,7 @@
             <w:r>
               <w:rPr>
                 <w:b/>
+                <w:i w:val="0"/>
               </w:rPr>
               <w:t>Polymorphism</w:t>
             </w:r>
@@ -1815,15 +2388,24 @@
           <w:p>
             <w:r/>
             <w:r>
+              <w:rPr>
+                <w:b w:val="0"/>
+                <w:i w:val="0"/>
+              </w:rPr>
               <w:t xml:space="preserve">Same method call behaves differently per object type; usually via </w:t>
             </w:r>
             <w:r>
               <w:rPr>
                 <w:b/>
+                <w:i w:val="0"/>
               </w:rPr>
               <w:t>overriding</w:t>
             </w:r>
             <w:r>
+              <w:rPr>
+                <w:b w:val="0"/>
+                <w:i w:val="0"/>
+              </w:rPr>
               <w:t xml:space="preserve"> an inherited method</w:t>
             </w:r>
           </w:p>
@@ -1838,19 +2420,29 @@
       <w:r>
         <w:rPr>
           <w:b/>
+          <w:i w:val="0"/>
         </w:rPr>
         <w:t>Overriding</w:t>
       </w:r>
       <w:r>
+        <w:rPr>
+          <w:b w:val="0"/>
+          <w:i w:val="0"/>
+        </w:rPr>
         <w:t xml:space="preserve"> = subclass replaces an inherited method (same name + parameters). </w:t>
       </w:r>
       <w:r>
         <w:rPr>
           <w:b/>
+          <w:i w:val="0"/>
         </w:rPr>
         <w:t>Overloading</w:t>
       </w:r>
       <w:r>
+        <w:rPr>
+          <w:b w:val="0"/>
+          <w:i w:val="0"/>
+        </w:rPr>
         <w:t xml:space="preserve"> = same name, different parameter lists.</w:t>
       </w:r>
     </w:p>
@@ -1866,6 +2458,10 @@
         <w:pStyle w:val="Heading2"/>
       </w:pPr>
       <w:r>
+        <w:rPr>
+          <w:b w:val="0"/>
+          <w:i w:val="0"/>
+        </w:rPr>
         <w:t>2.2.2 Computational methods</w:t>
       </w:r>
     </w:p>
@@ -1873,71 +2469,104 @@
       <w:r>
         <w:rPr>
           <w:b/>
+          <w:i w:val="0"/>
         </w:rPr>
         <w:t>Problem solvable computationally if it:</w:t>
       </w:r>
       <w:r>
+        <w:rPr>
+          <w:b w:val="0"/>
+          <w:i w:val="0"/>
+        </w:rPr>
         <w:t xml:space="preserve"> can be </w:t>
       </w:r>
       <w:r>
         <w:rPr>
           <w:b/>
+          <w:i w:val="0"/>
         </w:rPr>
         <w:t>decomposed</w:t>
       </w:r>
       <w:r>
+        <w:rPr>
+          <w:b w:val="0"/>
+          <w:i w:val="0"/>
+        </w:rPr>
         <w:t xml:space="preserve">; has clear </w:t>
       </w:r>
       <w:r>
         <w:rPr>
           <w:b/>
+          <w:i w:val="0"/>
         </w:rPr>
         <w:t>inputs/processes/outputs</w:t>
       </w:r>
       <w:r>
+        <w:rPr>
+          <w:b w:val="0"/>
+          <w:i w:val="0"/>
+        </w:rPr>
         <w:t xml:space="preserve">; is repetitive/rule-based (algorithmic); allows useful </w:t>
       </w:r>
       <w:r>
         <w:rPr>
           <w:b/>
+          <w:i w:val="0"/>
         </w:rPr>
         <w:t>abstractions</w:t>
       </w:r>
       <w:r>
+        <w:rPr>
+          <w:b w:val="0"/>
+          <w:i w:val="0"/>
+        </w:rPr>
         <w:t xml:space="preserve">; data can be </w:t>
       </w:r>
       <w:r>
         <w:rPr>
           <w:b/>
+          <w:i w:val="0"/>
         </w:rPr>
         <w:t>structured/modelled</w:t>
       </w:r>
       <w:r>
+        <w:rPr>
+          <w:b w:val="0"/>
+          <w:i w:val="0"/>
+        </w:rPr>
         <w:t xml:space="preserve">; has a clear, </w:t>
       </w:r>
       <w:r>
         <w:rPr>
           <w:b/>
+          <w:i w:val="0"/>
         </w:rPr>
         <w:t>finite</w:t>
       </w:r>
       <w:r>
+        <w:rPr>
+          <w:b w:val="0"/>
+          <w:i w:val="0"/>
+        </w:rPr>
         <w:t xml:space="preserve"> sequence of steps. </w:t>
       </w:r>
       <w:r>
         <w:rPr>
+          <w:b w:val="0"/>
           <w:i/>
         </w:rPr>
         <w:t xml:space="preserve">(Some problems are non-computable e.g. Halting Problem; some computable but </w:t>
       </w:r>
       <w:r>
         <w:rPr>
+          <w:b w:val="0"/>
           <w:i/>
         </w:rPr>
         <w:t>intractable</w:t>
       </w:r>
       <w:r>
         <w:rPr>
+          <w:b w:val="0"/>
           <w:i/>
         </w:rPr>
         <w:t>.)</w:t>
@@ -1968,6 +2597,7 @@
             <w:r>
               <w:rPr>
                 <w:b/>
+                <w:i w:val="0"/>
               </w:rPr>
               <w:t>Approach</w:t>
             </w:r>
@@ -1987,6 +2617,7 @@
             <w:r>
               <w:rPr>
                 <w:b/>
+                <w:i w:val="0"/>
               </w:rPr>
               <w:t>Meaning</w:t>
             </w:r>
@@ -2003,6 +2634,7 @@
             <w:r>
               <w:rPr>
                 <w:b/>
+                <w:i w:val="0"/>
               </w:rPr>
               <w:t>Problem recognition</w:t>
             </w:r>
@@ -2015,6 +2647,10 @@
           <w:p>
             <w:r/>
             <w:r>
+              <w:rPr>
+                <w:b w:val="0"/>
+                <w:i w:val="0"/>
+              </w:rPr>
               <w:t>Identifying/understanding what the problem actually is — its inputs, outputs, constraints, success criteria — before solving</w:t>
             </w:r>
           </w:p>
@@ -2030,6 +2666,7 @@
             <w:r>
               <w:rPr>
                 <w:b/>
+                <w:i w:val="0"/>
               </w:rPr>
               <w:t>Decomposition</w:t>
             </w:r>
@@ -2042,15 +2679,24 @@
           <w:p>
             <w:r/>
             <w:r>
+              <w:rPr>
+                <w:b w:val="0"/>
+                <w:i w:val="0"/>
+              </w:rPr>
               <w:t xml:space="preserve">Breaking a complex problem into smaller, manageable </w:t>
             </w:r>
             <w:r>
               <w:rPr>
                 <w:b/>
+                <w:i w:val="0"/>
               </w:rPr>
               <w:t>sub-problems</w:t>
             </w:r>
             <w:r>
+              <w:rPr>
+                <w:b w:val="0"/>
+                <w:i w:val="0"/>
+              </w:rPr>
               <w:t xml:space="preserve"> (different sub-tasks)</w:t>
             </w:r>
           </w:p>
@@ -2066,6 +2712,7 @@
             <w:r>
               <w:rPr>
                 <w:b/>
+                <w:i w:val="0"/>
               </w:rPr>
               <w:t>Divide and conquer</w:t>
             </w:r>
@@ -2078,24 +2725,38 @@
           <w:p>
             <w:r/>
             <w:r>
+              <w:rPr>
+                <w:b w:val="0"/>
+                <w:i w:val="0"/>
+              </w:rPr>
               <w:t xml:space="preserve">Repeatedly split a problem into </w:t>
             </w:r>
             <w:r>
               <w:rPr>
                 <w:b/>
+                <w:i w:val="0"/>
               </w:rPr>
               <w:t>smaller instances of the same problem</w:t>
             </w:r>
             <w:r>
+              <w:rPr>
+                <w:b w:val="0"/>
+                <w:i w:val="0"/>
+              </w:rPr>
               <w:t xml:space="preserve">, solve parts, </w:t>
             </w:r>
             <w:r>
               <w:rPr>
                 <w:b/>
+                <w:i w:val="0"/>
               </w:rPr>
               <w:t>combine</w:t>
             </w:r>
             <w:r>
+              <w:rPr>
+                <w:b w:val="0"/>
+                <w:i w:val="0"/>
+              </w:rPr>
               <w:t xml:space="preserve"> results (e.g. binary search, merge/quicksort) — pairs with recursion</w:t>
             </w:r>
           </w:p>
@@ -2111,6 +2772,7 @@
             <w:r>
               <w:rPr>
                 <w:b/>
+                <w:i w:val="0"/>
               </w:rPr>
               <w:t>Abstraction</w:t>
             </w:r>
@@ -2123,24 +2785,38 @@
           <w:p>
             <w:r/>
             <w:r>
+              <w:rPr>
+                <w:b w:val="0"/>
+                <w:i w:val="0"/>
+              </w:rPr>
               <w:t xml:space="preserve">Removing/hiding unnecessary detail. </w:t>
             </w:r>
             <w:r>
               <w:rPr>
                 <w:b/>
+                <w:i w:val="0"/>
               </w:rPr>
               <w:t>Representational</w:t>
             </w:r>
             <w:r>
+              <w:rPr>
+                <w:b w:val="0"/>
+                <w:i w:val="0"/>
+              </w:rPr>
               <w:t xml:space="preserve"> (drop irrelevant detail, e.g. Tube map) · </w:t>
             </w:r>
             <w:r>
               <w:rPr>
                 <w:b/>
+                <w:i w:val="0"/>
               </w:rPr>
               <w:t>by generalisation</w:t>
             </w:r>
             <w:r>
+              <w:rPr>
+                <w:b w:val="0"/>
+                <w:i w:val="0"/>
+              </w:rPr>
               <w:t xml:space="preserve"> (group by shared traits)</w:t>
             </w:r>
           </w:p>
@@ -2153,6 +2829,10 @@
         <w:pStyle w:val="Heading3"/>
       </w:pPr>
       <w:r>
+        <w:rPr>
+          <w:b w:val="0"/>
+          <w:i w:val="0"/>
+        </w:rPr>
         <w:t>Named methods (one-line use each)</w:t>
       </w:r>
     </w:p>
@@ -2181,6 +2861,7 @@
             <w:r>
               <w:rPr>
                 <w:b/>
+                <w:i w:val="0"/>
               </w:rPr>
               <w:t>Method</w:t>
             </w:r>
@@ -2200,6 +2881,7 @@
             <w:r>
               <w:rPr>
                 <w:b/>
+                <w:i w:val="0"/>
               </w:rPr>
               <w:t>What it is / use</w:t>
             </w:r>
@@ -2216,6 +2898,7 @@
             <w:r>
               <w:rPr>
                 <w:b/>
+                <w:i w:val="0"/>
               </w:rPr>
               <w:t>Backtracking</w:t>
             </w:r>
@@ -2228,15 +2911,24 @@
           <w:p>
             <w:r/>
             <w:r>
+              <w:rPr>
+                <w:b w:val="0"/>
+                <w:i w:val="0"/>
+              </w:rPr>
               <w:t xml:space="preserve">Build a solution step by step; on a </w:t>
             </w:r>
             <w:r>
               <w:rPr>
                 <w:b/>
+                <w:i w:val="0"/>
               </w:rPr>
               <w:t>dead end</w:t>
             </w:r>
             <w:r>
+              <w:rPr>
+                <w:b w:val="0"/>
+                <w:i w:val="0"/>
+              </w:rPr>
               <w:t>, go back to the last decision and try another option (mazes, N-Queens, Sudoku; often recursive)</w:t>
             </w:r>
           </w:p>
@@ -2252,6 +2944,7 @@
             <w:r>
               <w:rPr>
                 <w:b/>
+                <w:i w:val="0"/>
               </w:rPr>
               <w:t>Data mining</w:t>
             </w:r>
@@ -2264,15 +2957,24 @@
           <w:p>
             <w:r/>
             <w:r>
+              <w:rPr>
+                <w:b w:val="0"/>
+                <w:i w:val="0"/>
+              </w:rPr>
               <w:t xml:space="preserve">Search </w:t>
             </w:r>
             <w:r>
               <w:rPr>
                 <w:b/>
+                <w:i w:val="0"/>
               </w:rPr>
               <w:t>large data sets</w:t>
             </w:r>
             <w:r>
+              <w:rPr>
+                <w:b w:val="0"/>
+                <w:i w:val="0"/>
+              </w:rPr>
               <w:t xml:space="preserve"> for hidden patterns/correlations/trends (loyalty-card basket analysis, fraud detection)</w:t>
             </w:r>
           </w:p>
@@ -2288,6 +2990,7 @@
             <w:r>
               <w:rPr>
                 <w:b/>
+                <w:i w:val="0"/>
               </w:rPr>
               <w:t>Heuristics</w:t>
             </w:r>
@@ -2300,25 +3003,39 @@
           <w:p>
             <w:r/>
             <w:r>
+              <w:rPr>
+                <w:b w:val="0"/>
+                <w:i w:val="0"/>
+              </w:rPr>
               <w:t xml:space="preserve">A </w:t>
             </w:r>
             <w:r>
               <w:rPr>
                 <w:b/>
+                <w:i w:val="0"/>
               </w:rPr>
               <w:t>rule of thumb</w:t>
             </w:r>
             <w:r>
+              <w:rPr>
+                <w:b w:val="0"/>
+                <w:i w:val="0"/>
+              </w:rPr>
               <w:t xml:space="preserve"> giving a </w:t>
             </w:r>
             <w:r>
               <w:rPr>
                 <w:b/>
+                <w:i w:val="0"/>
               </w:rPr>
               <w:t>good-enough (not guaranteed optimal)</w:t>
             </w:r>
             <w:r>
-              <w:t xml:space="preserve"> answer quickly when exact is too slow/impossible (satnav A\*, Travelling Salesman)</w:t>
+              <w:rPr>
+                <w:b w:val="0"/>
+                <w:i w:val="0"/>
+              </w:rPr>
+              <w:t xml:space="preserve"> answer quickly when exact is too slow/impossible (satnav A*, Travelling Salesman)</w:t>
             </w:r>
           </w:p>
         </w:tc>
@@ -2333,6 +3050,7 @@
             <w:r>
               <w:rPr>
                 <w:b/>
+                <w:i w:val="0"/>
               </w:rPr>
               <w:t>Performance modelling</w:t>
             </w:r>
@@ -2345,15 +3063,24 @@
           <w:p>
             <w:r/>
             <w:r>
+              <w:rPr>
+                <w:b w:val="0"/>
+                <w:i w:val="0"/>
+              </w:rPr>
               <w:t xml:space="preserve">Use a </w:t>
             </w:r>
             <w:r>
               <w:rPr>
                 <w:b/>
+                <w:i w:val="0"/>
               </w:rPr>
               <w:t>model</w:t>
             </w:r>
             <w:r>
+              <w:rPr>
+                <w:b w:val="0"/>
+                <w:i w:val="0"/>
+              </w:rPr>
               <w:t xml:space="preserve"> to predict/test how a system behaves before/instead of building it (server load, aircraft systems, algorithm scaling)</w:t>
             </w:r>
           </w:p>
@@ -2369,6 +3096,7 @@
             <w:r>
               <w:rPr>
                 <w:b/>
+                <w:i w:val="0"/>
               </w:rPr>
               <w:t>Pipelining</w:t>
             </w:r>
@@ -2381,24 +3109,38 @@
           <w:p>
             <w:r/>
             <w:r>
+              <w:rPr>
+                <w:b w:val="0"/>
+                <w:i w:val="0"/>
+              </w:rPr>
               <w:t xml:space="preserve">Split a process into </w:t>
             </w:r>
             <w:r>
               <w:rPr>
                 <w:b/>
+                <w:i w:val="0"/>
               </w:rPr>
               <w:t>stages</w:t>
             </w:r>
             <w:r>
+              <w:rPr>
+                <w:b w:val="0"/>
+                <w:i w:val="0"/>
+              </w:rPr>
               <w:t xml:space="preserve"> so different stages work on </w:t>
             </w:r>
             <w:r>
               <w:rPr>
                 <w:b/>
+                <w:i w:val="0"/>
               </w:rPr>
               <w:t>different items simultaneously</w:t>
             </w:r>
             <w:r>
+              <w:rPr>
+                <w:b w:val="0"/>
+                <w:i w:val="0"/>
+              </w:rPr>
               <w:t>, raising throughput (CPU fetch–decode–execute)</w:t>
             </w:r>
           </w:p>
@@ -2414,6 +3156,7 @@
             <w:r>
               <w:rPr>
                 <w:b/>
+                <w:i w:val="0"/>
               </w:rPr>
               <w:t>Visualisation</w:t>
             </w:r>
@@ -2426,15 +3169,24 @@
           <w:p>
             <w:r/>
             <w:r>
+              <w:rPr>
+                <w:b w:val="0"/>
+                <w:i w:val="0"/>
+              </w:rPr>
               <w:t xml:space="preserve">Represent data/problems </w:t>
             </w:r>
             <w:r>
               <w:rPr>
                 <w:b/>
+                <w:i w:val="0"/>
               </w:rPr>
               <w:t>graphically</w:t>
             </w:r>
             <w:r>
+              <w:rPr>
+                <w:b w:val="0"/>
+                <w:i w:val="0"/>
+              </w:rPr>
               <w:t xml:space="preserve"> (charts, maps, heat maps) to reveal patterns and aid decisions</w:t>
             </w:r>
           </w:p>
@@ -2454,6 +3206,10 @@
         <w:pStyle w:val="Heading2"/>
       </w:pPr>
       <w:r>
+        <w:rPr>
+          <w:b w:val="0"/>
+          <w:i w:val="0"/>
+        </w:rPr>
         <w:t>Must-know definitions</w:t>
       </w:r>
     </w:p>
@@ -2482,6 +3238,7 @@
             <w:r>
               <w:rPr>
                 <w:b/>
+                <w:i w:val="0"/>
               </w:rPr>
               <w:t>Term</w:t>
             </w:r>
@@ -2501,6 +3258,7 @@
             <w:r>
               <w:rPr>
                 <w:b/>
+                <w:i w:val="0"/>
               </w:rPr>
               <w:t>Definition</w:t>
             </w:r>
@@ -2517,6 +3275,7 @@
             <w:r>
               <w:rPr>
                 <w:b/>
+                <w:i w:val="0"/>
               </w:rPr>
               <w:t>Sequence</w:t>
             </w:r>
@@ -2529,6 +3288,10 @@
           <w:p>
             <w:r/>
             <w:r>
+              <w:rPr>
+                <w:b w:val="0"/>
+                <w:i w:val="0"/>
+              </w:rPr>
               <w:t>Instructions executed one after another, in order</w:t>
             </w:r>
           </w:p>
@@ -2544,6 +3307,7 @@
             <w:r>
               <w:rPr>
                 <w:b/>
+                <w:i w:val="0"/>
               </w:rPr>
               <w:t>Selection</w:t>
             </w:r>
@@ -2556,6 +3320,10 @@
           <w:p>
             <w:r/>
             <w:r>
+              <w:rPr>
+                <w:b w:val="0"/>
+                <w:i w:val="0"/>
+              </w:rPr>
               <w:t>Choosing between paths based on a condition</w:t>
             </w:r>
           </w:p>
@@ -2571,6 +3339,7 @@
             <w:r>
               <w:rPr>
                 <w:b/>
+                <w:i w:val="0"/>
               </w:rPr>
               <w:t>Count-controlled iteration</w:t>
             </w:r>
@@ -2583,16 +3352,26 @@
           <w:p>
             <w:r/>
             <w:r>
+              <w:rPr>
+                <w:b w:val="0"/>
+                <w:i w:val="0"/>
+              </w:rPr>
               <w:t>Loop repeating a fixed, known number of times (</w:t>
             </w:r>
             <w:r>
               <w:rPr>
                 <w:rFonts w:ascii="Consolas" w:hAnsi="Consolas"/>
+                <w:b w:val="0"/>
+                <w:i w:val="0"/>
                 <w:sz w:val="19"/>
               </w:rPr>
               <w:t>for</w:t>
             </w:r>
             <w:r>
+              <w:rPr>
+                <w:b w:val="0"/>
+                <w:i w:val="0"/>
+              </w:rPr>
               <w:t>)</w:t>
             </w:r>
           </w:p>
@@ -2608,6 +3387,7 @@
             <w:r>
               <w:rPr>
                 <w:b/>
+                <w:i w:val="0"/>
               </w:rPr>
               <w:t>Condition-controlled iteration</w:t>
             </w:r>
@@ -2620,26 +3400,42 @@
           <w:p>
             <w:r/>
             <w:r>
+              <w:rPr>
+                <w:b w:val="0"/>
+                <w:i w:val="0"/>
+              </w:rPr>
               <w:t>Loop repeating until a condition changes (</w:t>
             </w:r>
             <w:r>
               <w:rPr>
                 <w:rFonts w:ascii="Consolas" w:hAnsi="Consolas"/>
+                <w:b w:val="0"/>
+                <w:i w:val="0"/>
                 <w:sz w:val="19"/>
               </w:rPr>
               <w:t>while</w:t>
             </w:r>
             <w:r>
+              <w:rPr>
+                <w:b w:val="0"/>
+                <w:i w:val="0"/>
+              </w:rPr>
               <w:t xml:space="preserve">, </w:t>
             </w:r>
             <w:r>
               <w:rPr>
                 <w:rFonts w:ascii="Consolas" w:hAnsi="Consolas"/>
+                <w:b w:val="0"/>
+                <w:i w:val="0"/>
                 <w:sz w:val="19"/>
               </w:rPr>
               <w:t>do...until</w:t>
             </w:r>
             <w:r>
+              <w:rPr>
+                <w:b w:val="0"/>
+                <w:i w:val="0"/>
+              </w:rPr>
               <w:t>)</w:t>
             </w:r>
           </w:p>
@@ -2655,6 +3451,7 @@
             <w:r>
               <w:rPr>
                 <w:b/>
+                <w:i w:val="0"/>
               </w:rPr>
               <w:t>Recursion</w:t>
             </w:r>
@@ -2667,6 +3464,10 @@
           <w:p>
             <w:r/>
             <w:r>
+              <w:rPr>
+                <w:b w:val="0"/>
+                <w:i w:val="0"/>
+              </w:rPr>
               <w:t>A subroutine that calls itself, with a base case and a recursive case</w:t>
             </w:r>
           </w:p>
@@ -2682,6 +3483,7 @@
             <w:r>
               <w:rPr>
                 <w:b/>
+                <w:i w:val="0"/>
               </w:rPr>
               <w:t>Base case</w:t>
             </w:r>
@@ -2694,6 +3496,10 @@
           <w:p>
             <w:r/>
             <w:r>
+              <w:rPr>
+                <w:b w:val="0"/>
+                <w:i w:val="0"/>
+              </w:rPr>
               <w:t>The condition that stops recursion (no further recursive call)</w:t>
             </w:r>
           </w:p>
@@ -2709,6 +3515,7 @@
             <w:r>
               <w:rPr>
                 <w:b/>
+                <w:i w:val="0"/>
               </w:rPr>
               <w:t>Call stack</w:t>
             </w:r>
@@ -2721,6 +3528,10 @@
           <w:p>
             <w:r/>
             <w:r>
+              <w:rPr>
+                <w:b w:val="0"/>
+                <w:i w:val="0"/>
+              </w:rPr>
               <w:t>Stack of frames holding parameters, locals and return addresses for active calls</w:t>
             </w:r>
           </w:p>
@@ -2736,6 +3547,7 @@
             <w:r>
               <w:rPr>
                 <w:b/>
+                <w:i w:val="0"/>
               </w:rPr>
               <w:t>Stack overflow</w:t>
             </w:r>
@@ -2748,6 +3560,10 @@
           <w:p>
             <w:r/>
             <w:r>
+              <w:rPr>
+                <w:b w:val="0"/>
+                <w:i w:val="0"/>
+              </w:rPr>
               <w:t>Error from too many pushed frames (e.g. missing base case)</w:t>
             </w:r>
           </w:p>
@@ -2763,6 +3579,7 @@
             <w:r>
               <w:rPr>
                 <w:b/>
+                <w:i w:val="0"/>
               </w:rPr>
               <w:t>Scope</w:t>
             </w:r>
@@ -2775,6 +3592,10 @@
           <w:p>
             <w:r/>
             <w:r>
+              <w:rPr>
+                <w:b w:val="0"/>
+                <w:i w:val="0"/>
+              </w:rPr>
               <w:t>The region of a program where a variable can be accessed</w:t>
             </w:r>
           </w:p>
@@ -2790,6 +3611,7 @@
             <w:r>
               <w:rPr>
                 <w:b/>
+                <w:i w:val="0"/>
               </w:rPr>
               <w:t>Local variable</w:t>
             </w:r>
@@ -2802,6 +3624,10 @@
           <w:p>
             <w:r/>
             <w:r>
+              <w:rPr>
+                <w:b w:val="0"/>
+                <w:i w:val="0"/>
+              </w:rPr>
               <w:t>Accessible only within the subroutine that declares it</w:t>
             </w:r>
           </w:p>
@@ -2817,6 +3643,7 @@
             <w:r>
               <w:rPr>
                 <w:b/>
+                <w:i w:val="0"/>
               </w:rPr>
               <w:t>Global variable</w:t>
             </w:r>
@@ -2829,6 +3656,10 @@
           <w:p>
             <w:r/>
             <w:r>
+              <w:rPr>
+                <w:b w:val="0"/>
+                <w:i w:val="0"/>
+              </w:rPr>
               <w:t>Accessible throughout the whole program</w:t>
             </w:r>
           </w:p>
@@ -2844,6 +3675,7 @@
             <w:r>
               <w:rPr>
                 <w:b/>
+                <w:i w:val="0"/>
               </w:rPr>
               <w:t>Modularity</w:t>
             </w:r>
@@ -2856,6 +3688,10 @@
           <w:p>
             <w:r/>
             <w:r>
+              <w:rPr>
+                <w:b w:val="0"/>
+                <w:i w:val="0"/>
+              </w:rPr>
               <w:t>Splitting a program into self-contained subroutines</w:t>
             </w:r>
           </w:p>
@@ -2871,6 +3707,7 @@
             <w:r>
               <w:rPr>
                 <w:b/>
+                <w:i w:val="0"/>
               </w:rPr>
               <w:t>Procedure</w:t>
             </w:r>
@@ -2883,6 +3720,10 @@
           <w:p>
             <w:r/>
             <w:r>
+              <w:rPr>
+                <w:b w:val="0"/>
+                <w:i w:val="0"/>
+              </w:rPr>
               <w:t>Subroutine that performs a task but returns no value</w:t>
             </w:r>
           </w:p>
@@ -2898,6 +3739,7 @@
             <w:r>
               <w:rPr>
                 <w:b/>
+                <w:i w:val="0"/>
               </w:rPr>
               <w:t>Function</w:t>
             </w:r>
@@ -2910,11 +3752,16 @@
           <w:p>
             <w:r/>
             <w:r>
+              <w:rPr>
+                <w:b w:val="0"/>
+                <w:i w:val="0"/>
+              </w:rPr>
               <w:t xml:space="preserve">Subroutine that performs a task and </w:t>
             </w:r>
             <w:r>
               <w:rPr>
                 <w:b/>
+                <w:i w:val="0"/>
               </w:rPr>
               <w:t>returns a value</w:t>
             </w:r>
@@ -2931,6 +3778,7 @@
             <w:r>
               <w:rPr>
                 <w:b/>
+                <w:i w:val="0"/>
               </w:rPr>
               <w:t>Parameter</w:t>
             </w:r>
@@ -2943,6 +3791,10 @@
           <w:p>
             <w:r/>
             <w:r>
+              <w:rPr>
+                <w:b w:val="0"/>
+                <w:i w:val="0"/>
+              </w:rPr>
               <w:t>Variable in a subroutine definition that receives an argument</w:t>
             </w:r>
           </w:p>
@@ -2958,6 +3810,7 @@
             <w:r>
               <w:rPr>
                 <w:b/>
+                <w:i w:val="0"/>
               </w:rPr>
               <w:t>By value</w:t>
             </w:r>
@@ -2970,6 +3823,10 @@
           <w:p>
             <w:r/>
             <w:r>
+              <w:rPr>
+                <w:b w:val="0"/>
+                <w:i w:val="0"/>
+              </w:rPr>
               <w:t>A copy is passed; original unaffected</w:t>
             </w:r>
           </w:p>
@@ -2985,6 +3842,7 @@
             <w:r>
               <w:rPr>
                 <w:b/>
+                <w:i w:val="0"/>
               </w:rPr>
               <w:t>By reference</w:t>
             </w:r>
@@ -2997,6 +3855,10 @@
           <w:p>
             <w:r/>
             <w:r>
+              <w:rPr>
+                <w:b w:val="0"/>
+                <w:i w:val="0"/>
+              </w:rPr>
               <w:t>The memory address is passed; original can be changed</w:t>
             </w:r>
           </w:p>
@@ -3012,6 +3874,7 @@
             <w:r>
               <w:rPr>
                 <w:b/>
+                <w:i w:val="0"/>
               </w:rPr>
               <w:t>IDE</w:t>
             </w:r>
@@ -3024,6 +3887,10 @@
           <w:p>
             <w:r/>
             <w:r>
+              <w:rPr>
+                <w:b w:val="0"/>
+                <w:i w:val="0"/>
+              </w:rPr>
               <w:t>One environment giving editor, debugger, translator and run tools</w:t>
             </w:r>
           </w:p>
@@ -3039,6 +3906,7 @@
             <w:r>
               <w:rPr>
                 <w:b/>
+                <w:i w:val="0"/>
               </w:rPr>
               <w:t>Class</w:t>
             </w:r>
@@ -3051,6 +3919,10 @@
           <w:p>
             <w:r/>
             <w:r>
+              <w:rPr>
+                <w:b w:val="0"/>
+                <w:i w:val="0"/>
+              </w:rPr>
               <w:t>Template defining the attributes and methods of its objects</w:t>
             </w:r>
           </w:p>
@@ -3066,6 +3938,7 @@
             <w:r>
               <w:rPr>
                 <w:b/>
+                <w:i w:val="0"/>
               </w:rPr>
               <w:t>Object</w:t>
             </w:r>
@@ -3078,6 +3951,10 @@
           <w:p>
             <w:r/>
             <w:r>
+              <w:rPr>
+                <w:b w:val="0"/>
+                <w:i w:val="0"/>
+              </w:rPr>
               <w:t>A specific instance of a class</w:t>
             </w:r>
           </w:p>
@@ -3093,6 +3970,7 @@
             <w:r>
               <w:rPr>
                 <w:b/>
+                <w:i w:val="0"/>
               </w:rPr>
               <w:t>Encapsulation</w:t>
             </w:r>
@@ -3105,6 +3983,10 @@
           <w:p>
             <w:r/>
             <w:r>
+              <w:rPr>
+                <w:b w:val="0"/>
+                <w:i w:val="0"/>
+              </w:rPr>
               <w:t>Bundling data + methods and keeping attributes private (data hiding)</w:t>
             </w:r>
           </w:p>
@@ -3120,6 +4002,7 @@
             <w:r>
               <w:rPr>
                 <w:b/>
+                <w:i w:val="0"/>
               </w:rPr>
               <w:t>Inheritance</w:t>
             </w:r>
@@ -3132,6 +4015,10 @@
           <w:p>
             <w:r/>
             <w:r>
+              <w:rPr>
+                <w:b w:val="0"/>
+                <w:i w:val="0"/>
+              </w:rPr>
               <w:t>A subclass acquiring attributes/methods of a superclass</w:t>
             </w:r>
           </w:p>
@@ -3147,6 +4034,7 @@
             <w:r>
               <w:rPr>
                 <w:b/>
+                <w:i w:val="0"/>
               </w:rPr>
               <w:t>Polymorphism</w:t>
             </w:r>
@@ -3159,6 +4047,10 @@
           <w:p>
             <w:r/>
             <w:r>
+              <w:rPr>
+                <w:b w:val="0"/>
+                <w:i w:val="0"/>
+              </w:rPr>
               <w:t>The same method call behaving differently for different object types</w:t>
             </w:r>
           </w:p>
@@ -3174,6 +4066,7 @@
             <w:r>
               <w:rPr>
                 <w:b/>
+                <w:i w:val="0"/>
               </w:rPr>
               <w:t>Abstraction</w:t>
             </w:r>
@@ -3186,6 +4079,10 @@
           <w:p>
             <w:r/>
             <w:r>
+              <w:rPr>
+                <w:b w:val="0"/>
+                <w:i w:val="0"/>
+              </w:rPr>
               <w:t>Removing/hiding unnecessary detail to focus on what matters</w:t>
             </w:r>
           </w:p>
@@ -3201,6 +4098,7 @@
             <w:r>
               <w:rPr>
                 <w:b/>
+                <w:i w:val="0"/>
               </w:rPr>
               <w:t>Decomposition</w:t>
             </w:r>
@@ -3213,6 +4111,10 @@
           <w:p>
             <w:r/>
             <w:r>
+              <w:rPr>
+                <w:b w:val="0"/>
+                <w:i w:val="0"/>
+              </w:rPr>
               <w:t>Breaking a problem into smaller sub-problems</w:t>
             </w:r>
           </w:p>
@@ -3228,6 +4130,7 @@
             <w:r>
               <w:rPr>
                 <w:b/>
+                <w:i w:val="0"/>
               </w:rPr>
               <w:t>Divide and conquer</w:t>
             </w:r>
@@ -3240,6 +4143,10 @@
           <w:p>
             <w:r/>
             <w:r>
+              <w:rPr>
+                <w:b w:val="0"/>
+                <w:i w:val="0"/>
+              </w:rPr>
               <w:t>Repeatedly splitting a problem, solving parts, combining results</w:t>
             </w:r>
           </w:p>
@@ -3255,6 +4162,7 @@
             <w:r>
               <w:rPr>
                 <w:b/>
+                <w:i w:val="0"/>
               </w:rPr>
               <w:t>Heuristic</w:t>
             </w:r>
@@ -3267,6 +4175,10 @@
           <w:p>
             <w:r/>
             <w:r>
+              <w:rPr>
+                <w:b w:val="0"/>
+                <w:i w:val="0"/>
+              </w:rPr>
               <w:t>A rule of thumb giving a good-enough answer quickly</w:t>
             </w:r>
           </w:p>
@@ -3287,6 +4199,10 @@
         <w:shd w:fill="FFF8E7"/>
       </w:pPr>
       <w:r>
+        <w:rPr>
+          <w:b w:val="0"/>
+          <w:i w:val="0"/>
+        </w:rPr>
         <w:t>### ⚠️ Top exam reminders</w:t>
       </w:r>
     </w:p>
@@ -3296,60 +4212,94 @@
         <w:shd w:fill="FFF8E7"/>
       </w:pPr>
       <w:r>
+        <w:rPr>
+          <w:b w:val="0"/>
+          <w:i w:val="0"/>
+        </w:rPr>
         <w:t xml:space="preserve">- </w:t>
       </w:r>
       <w:r>
         <w:rPr>
           <w:b/>
+          <w:i w:val="0"/>
         </w:rPr>
         <w:t>Recursion:</w:t>
       </w:r>
       <w:r>
+        <w:rPr>
+          <w:b w:val="0"/>
+          <w:i w:val="0"/>
+        </w:rPr>
         <w:t xml:space="preserve"> always say it </w:t>
       </w:r>
       <w:r>
         <w:rPr>
           <w:b/>
+          <w:i w:val="0"/>
         </w:rPr>
         <w:t>calls itself</w:t>
       </w:r>
       <w:r>
+        <w:rPr>
+          <w:b w:val="0"/>
+          <w:i w:val="0"/>
+        </w:rPr>
         <w:t xml:space="preserve"> AND needs a </w:t>
       </w:r>
       <w:r>
         <w:rPr>
           <w:b/>
+          <w:i w:val="0"/>
         </w:rPr>
         <w:t>base case</w:t>
       </w:r>
       <w:r>
+        <w:rPr>
+          <w:b w:val="0"/>
+          <w:i w:val="0"/>
+        </w:rPr>
         <w:t xml:space="preserve">; "why it fails" = </w:t>
       </w:r>
       <w:r>
         <w:rPr>
           <w:b/>
+          <w:i w:val="0"/>
         </w:rPr>
         <w:t>stack overflow</w:t>
       </w:r>
       <w:r>
+        <w:rPr>
+          <w:b w:val="0"/>
+          <w:i w:val="0"/>
+        </w:rPr>
         <w:t xml:space="preserve"> from a missing/unreached base case. Trace by showing frames </w:t>
       </w:r>
       <w:r>
         <w:rPr>
           <w:b/>
+          <w:i w:val="0"/>
         </w:rPr>
         <w:t>pushed then popped</w:t>
       </w:r>
       <w:r>
+        <w:rPr>
+          <w:b w:val="0"/>
+          <w:i w:val="0"/>
+        </w:rPr>
         <w:t xml:space="preserve"> in </w:t>
       </w:r>
       <w:r>
         <w:rPr>
           <w:b/>
+          <w:i w:val="0"/>
         </w:rPr>
         <w:t>LIFO</w:t>
       </w:r>
       <w:r>
+        <w:rPr>
+          <w:b w:val="0"/>
+          <w:i w:val="0"/>
+        </w:rPr>
         <w:t xml:space="preserve"> order.</w:t>
       </w:r>
     </w:p>
@@ -3359,42 +4309,66 @@
         <w:shd w:fill="FFF8E7"/>
       </w:pPr>
       <w:r>
+        <w:rPr>
+          <w:b w:val="0"/>
+          <w:i w:val="0"/>
+        </w:rPr>
         <w:t xml:space="preserve">- </w:t>
       </w:r>
       <w:r>
         <w:rPr>
           <w:b/>
+          <w:i w:val="0"/>
         </w:rPr>
         <w:t>By value vs by reference:</w:t>
       </w:r>
       <w:r>
+        <w:rPr>
+          <w:b w:val="0"/>
+          <w:i w:val="0"/>
+        </w:rPr>
         <w:t xml:space="preserve"> mark is the </w:t>
       </w:r>
       <w:r>
         <w:rPr>
+          <w:b w:val="0"/>
           <w:i/>
         </w:rPr>
         <w:t>consequence</w:t>
       </w:r>
       <w:r>
+        <w:rPr>
+          <w:b w:val="0"/>
+          <w:i w:val="0"/>
+        </w:rPr>
         <w:t xml:space="preserve"> — by value the original is </w:t>
       </w:r>
       <w:r>
         <w:rPr>
           <w:b/>
+          <w:i w:val="0"/>
         </w:rPr>
         <w:t>unchanged</w:t>
       </w:r>
       <w:r>
+        <w:rPr>
+          <w:b w:val="0"/>
+          <w:i w:val="0"/>
+        </w:rPr>
         <w:t xml:space="preserve">; by reference it </w:t>
       </w:r>
       <w:r>
         <w:rPr>
           <w:b/>
+          <w:i w:val="0"/>
         </w:rPr>
         <w:t>can be changed</w:t>
       </w:r>
       <w:r>
+        <w:rPr>
+          <w:b w:val="0"/>
+          <w:i w:val="0"/>
+        </w:rPr>
         <w:t xml:space="preserve"> — not just "a copy is made".</w:t>
       </w:r>
     </w:p>
@@ -3404,24 +4378,38 @@
         <w:shd w:fill="FFF8E7"/>
       </w:pPr>
       <w:r>
+        <w:rPr>
+          <w:b w:val="0"/>
+          <w:i w:val="0"/>
+        </w:rPr>
         <w:t xml:space="preserve">- </w:t>
       </w:r>
       <w:r>
         <w:rPr>
           <w:b/>
+          <w:i w:val="0"/>
         </w:rPr>
         <w:t>Function vs procedure:</w:t>
       </w:r>
       <w:r>
+        <w:rPr>
+          <w:b w:val="0"/>
+          <w:i w:val="0"/>
+        </w:rPr>
         <w:t xml:space="preserve"> the defining difference is a </w:t>
       </w:r>
       <w:r>
         <w:rPr>
           <w:b/>
+          <w:i w:val="0"/>
         </w:rPr>
         <w:t>function returns a value</w:t>
       </w:r>
       <w:r>
+        <w:rPr>
+          <w:b w:val="0"/>
+          <w:i w:val="0"/>
+        </w:rPr>
         <w:t>, a procedure does not.</w:t>
       </w:r>
     </w:p>
@@ -3431,42 +4419,66 @@
         <w:shd w:fill="FFF8E7"/>
       </w:pPr>
       <w:r>
+        <w:rPr>
+          <w:b w:val="0"/>
+          <w:i w:val="0"/>
+        </w:rPr>
         <w:t xml:space="preserve">- </w:t>
       </w:r>
       <w:r>
         <w:rPr>
           <w:b/>
+          <w:i w:val="0"/>
         </w:rPr>
         <w:t>OOP:</w:t>
       </w:r>
       <w:r>
+        <w:rPr>
+          <w:b w:val="0"/>
+          <w:i w:val="0"/>
+        </w:rPr>
         <w:t xml:space="preserve"> keep </w:t>
       </w:r>
       <w:r>
         <w:rPr>
           <w:b/>
+          <w:i w:val="0"/>
         </w:rPr>
         <w:t>encapsulation</w:t>
       </w:r>
       <w:r>
+        <w:rPr>
+          <w:b w:val="0"/>
+          <w:i w:val="0"/>
+        </w:rPr>
         <w:t xml:space="preserve"> (private data + public methods) ≠ </w:t>
       </w:r>
       <w:r>
         <w:rPr>
           <w:b/>
+          <w:i w:val="0"/>
         </w:rPr>
         <w:t>inheritance</w:t>
       </w:r>
       <w:r>
+        <w:rPr>
+          <w:b w:val="0"/>
+          <w:i w:val="0"/>
+        </w:rPr>
         <w:t xml:space="preserve"> (reuse parent) ≠ </w:t>
       </w:r>
       <w:r>
         <w:rPr>
           <w:b/>
+          <w:i w:val="0"/>
         </w:rPr>
         <w:t>polymorphism</w:t>
       </w:r>
       <w:r>
+        <w:rPr>
+          <w:b w:val="0"/>
+          <w:i w:val="0"/>
+        </w:rPr>
         <w:t xml:space="preserve"> (same call, different behaviour) distinct.</w:t>
       </w:r>
     </w:p>
@@ -3476,51 +4488,80 @@
         <w:shd w:fill="FFF8E7"/>
       </w:pPr>
       <w:r>
+        <w:rPr>
+          <w:b w:val="0"/>
+          <w:i w:val="0"/>
+        </w:rPr>
         <w:t xml:space="preserve">- </w:t>
       </w:r>
       <w:r>
         <w:rPr>
           <w:b/>
+          <w:i w:val="0"/>
         </w:rPr>
         <w:t>Computational methods:</w:t>
       </w:r>
       <w:r>
+        <w:rPr>
+          <w:b w:val="0"/>
+          <w:i w:val="0"/>
+        </w:rPr>
         <w:t xml:space="preserve"> give a </w:t>
       </w:r>
       <w:r>
         <w:rPr>
           <w:b/>
+          <w:i w:val="0"/>
         </w:rPr>
         <w:t>named example</w:t>
       </w:r>
       <w:r>
+        <w:rPr>
+          <w:b w:val="0"/>
+          <w:i w:val="0"/>
+        </w:rPr>
         <w:t xml:space="preserve"> AND say </w:t>
       </w:r>
       <w:r>
         <w:rPr>
           <w:b/>
+          <w:i w:val="0"/>
         </w:rPr>
         <w:t>why</w:t>
       </w:r>
       <w:r>
+        <w:rPr>
+          <w:b w:val="0"/>
+          <w:i w:val="0"/>
+        </w:rPr>
         <w:t xml:space="preserve"> the method suits the problem; for </w:t>
       </w:r>
       <w:r>
         <w:rPr>
           <w:b/>
+          <w:i w:val="0"/>
         </w:rPr>
         <w:t>heuristic</w:t>
       </w:r>
       <w:r>
+        <w:rPr>
+          <w:b w:val="0"/>
+          <w:i w:val="0"/>
+        </w:rPr>
         <w:t xml:space="preserve"> stress </w:t>
       </w:r>
       <w:r>
         <w:rPr>
+          <w:b w:val="0"/>
           <w:i/>
         </w:rPr>
         <w:t>good enough, not guaranteed optimal</w:t>
       </w:r>
       <w:r>
+        <w:rPr>
+          <w:b w:val="0"/>
+          <w:i w:val="0"/>
+        </w:rPr>
         <w:t>.</w:t>
       </w:r>
     </w:p>
